--- a/docs/EOS_Idempotent_Payments_Report.docx
+++ b/docs/EOS_Idempotent_Payments_Report.docx
@@ -2386,6 +2386,102 @@
           </w:p>
         </w:tc>
       </w:tr>
+      <w:tr>
+        <w:tc>
+          <w:tcPr>
+            <w:tcW w:type="dxa" w:w="3360"/>
+          </w:tcPr>
+          <w:p>
+            <w:r>
+              <w:t>Out-of-order events</w:t>
+            </w:r>
+          </w:p>
+        </w:tc>
+        <w:tc>
+          <w:tcPr>
+            <w:tcW w:type="dxa" w:w="3360"/>
+          </w:tcPr>
+          <w:p>
+            <w:r>
+              <w:t>Kiểm tra retry/sự kiện đến không theo thứ tự event-time</w:t>
+            </w:r>
+          </w:p>
+        </w:tc>
+        <w:tc>
+          <w:tcPr>
+            <w:tcW w:type="dxa" w:w="3360"/>
+          </w:tcPr>
+          <w:p>
+            <w:r>
+              <w:t>outOfOrderCount &gt; 0 và duplicate cũ vẫn bị EOS chặn theo idempotency key</w:t>
+            </w:r>
+          </w:p>
+        </w:tc>
+      </w:tr>
+      <w:tr>
+        <w:tc>
+          <w:tcPr>
+            <w:tcW w:type="dxa" w:w="3360"/>
+          </w:tcPr>
+          <w:p>
+            <w:r>
+              <w:t>Late events theo watermark</w:t>
+            </w:r>
+          </w:p>
+        </w:tc>
+        <w:tc>
+          <w:tcPr>
+            <w:tcW w:type="dxa" w:w="3360"/>
+          </w:tcPr>
+          <w:p>
+            <w:r>
+              <w:t>Kiểm tra eventTime nhỏ hơn watermark hiện tại</w:t>
+            </w:r>
+          </w:p>
+        </w:tc>
+        <w:tc>
+          <w:tcPr>
+            <w:tcW w:type="dxa" w:w="3360"/>
+          </w:tcPr>
+          <w:p>
+            <w:r>
+              <w:t>lateEvents &gt; 0, dashboard/window table ghi nhận số late theo từng tumbling window</w:t>
+            </w:r>
+          </w:p>
+        </w:tc>
+      </w:tr>
+      <w:tr>
+        <w:tc>
+          <w:tcPr>
+            <w:tcW w:type="dxa" w:w="3360"/>
+          </w:tcPr>
+          <w:p>
+            <w:r>
+              <w:t>Backpressure delayed events</w:t>
+            </w:r>
+          </w:p>
+        </w:tc>
+        <w:tc>
+          <w:tcPr>
+            <w:tcW w:type="dxa" w:w="3360"/>
+          </w:tcPr>
+          <w:p>
+            <w:r>
+              <w:t>Kiểm tra mô phỏng nghẽn khi vượt max-in-flight events</w:t>
+            </w:r>
+          </w:p>
+        </w:tc>
+        <w:tc>
+          <w:tcPr>
+            <w:tcW w:type="dxa" w:w="3360"/>
+          </w:tcPr>
+          <w:p>
+            <w:r>
+              <w:t>backpressureDelayed &gt; 0 trên dashboard/benchmark</w:t>
+            </w:r>
+          </w:p>
+        </w:tc>
+      </w:tr>
     </w:tbl>
     <w:p>
       <w:pPr>
@@ -2776,14 +2872,8 @@
             <w:tcW w:w="3360" w:type="dxa"/>
           </w:tcPr>
           <w:p>
-            <w:pPr>
-              <w:spacing w:after="100" w:line="259" w:lineRule="auto"/>
-            </w:pPr>
-            <w:r>
-              <w:rPr>
-                <w:sz w:val="18"/>
-              </w:rPr>
-              <w:t>outOfOrderCount, lateEvents</w:t>
+            <w:r>
+              <w:t>outOfOrderCount, lateEvents, backpressureDelayed</w:t>
             </w:r>
           </w:p>
         </w:tc>
@@ -2792,14 +2882,8 @@
             <w:tcW w:w="3360" w:type="dxa"/>
           </w:tcPr>
           <w:p>
-            <w:pPr>
-              <w:spacing w:after="100" w:line="259" w:lineRule="auto"/>
-            </w:pPr>
-            <w:r>
-              <w:rPr>
-                <w:sz w:val="18"/>
-              </w:rPr>
-              <w:t>Sự kiện lệch thứ tự/thời gian</w:t>
+            <w:r>
+              <w:t>Sự kiện lệch thứ tự, đến muộn theo watermark, hoặc bị delayed do backpressure</w:t>
             </w:r>
           </w:p>
         </w:tc>
@@ -2808,14 +2892,8 @@
             <w:tcW w:w="3360" w:type="dxa"/>
           </w:tcPr>
           <w:p>
-            <w:pPr>
-              <w:spacing w:after="100" w:line="259" w:lineRule="auto"/>
-            </w:pPr>
-            <w:r>
-              <w:rPr>
-                <w:sz w:val="18"/>
-              </w:rPr>
-              <w:t>Event-time correctness</w:t>
+            <w:r>
+              <w:t>Event-time correctness và robustness của stream processing</w:t>
             </w:r>
           </w:p>
         </w:tc>
@@ -2866,6 +2944,38 @@
                 <w:sz w:val="18"/>
               </w:rPr>
               <w:t>Reliability/recovery evidence</w:t>
+            </w:r>
+          </w:p>
+        </w:tc>
+      </w:tr>
+      <w:tr>
+        <w:tc>
+          <w:tcPr>
+            <w:tcW w:type="dxa" w:w="3360"/>
+          </w:tcPr>
+          <w:p>
+            <w:r>
+              <w:t>duplicateCharges</w:t>
+            </w:r>
+          </w:p>
+        </w:tc>
+        <w:tc>
+          <w:tcPr>
+            <w:tcW w:type="dxa" w:w="3360"/>
+          </w:tcPr>
+          <w:p>
+            <w:r>
+              <w:t>Số duplicate request bị baseline ALO xử lý thành transaction thật</w:t>
+            </w:r>
+          </w:p>
+        </w:tc>
+        <w:tc>
+          <w:tcPr>
+            <w:tcW w:type="dxa" w:w="3360"/>
+          </w:tcPr>
+          <w:p>
+            <w:r>
+              <w:t>Correctness risk khi không có exactly-once/idempotency control</w:t>
             </w:r>
           </w:p>
         </w:tc>
@@ -2895,7 +3005,7 @@
     </w:p>
     <w:p>
       <w:r>
-        <w:t>Các hình dưới đây ghi lại kết quả chạy demo trên môi trường local gồm Gateway và ba processing nodes. Sau khi chạy benchmark với 160 events, duplicate rate 30%, window 10 giây và seed 117, dashboard tổng hợp số liệu từ các node và global de-duplication store để chứng minh EOS chặn duplicate request, WAL được ghi và các transaction hợp lệ được commit.</w:t>
+        <w:t>Các hình dưới đây ghi lại kết quả chạy demo trên môi trường local gồm Gateway và ba processing nodes. Sau khi chạy benchmark với 160 events, duplicate rate 30%, window 10 giây và seed 117, dashboard tổng hợp số liệu từ các node và global de-duplication store để chứng minh EOS chặn duplicate request, WAL được ghi, transaction hợp lệ được commit, đồng thời ghi nhận rõ out-of-order events, late events và backpressure delayed events.</w:t>
       </w:r>
     </w:p>
     <w:p>
@@ -2909,7 +3019,7 @@
         <w:lastRenderedPageBreak/>
         <w:drawing>
           <wp:inline distT="0" distB="0" distL="0" distR="0" wp14:anchorId="35BFF58B" wp14:editId="203BA393">
-            <wp:extent cx="5669280" cy="4960620"/>
+            <wp:extent cx="5760720" cy="5800725"/>
             <wp:effectExtent l="0" t="0" r="0" b="0"/>
             <wp:docPr id="1" name="Picture 1"/>
             <wp:cNvGraphicFramePr>
@@ -2931,7 +3041,7 @@
                   <pic:spPr>
                     <a:xfrm>
                       <a:off x="0" y="0"/>
-                      <a:ext cx="5669280" cy="4960620"/>
+                      <a:ext cx="5760720" cy="5800725"/>
                     </a:xfrm>
                     <a:prstGeom prst="rect">
                       <a:avLst/>
@@ -2978,7 +3088,7 @@
         <w:spacing w:after="100" w:line="259" w:lineRule="auto"/>
       </w:pPr>
       <w:r>
-        <w:t>Bộ test PaymentStreamServiceTests có 6 test case và hiện chạy thành công: 6 tests, 0 failures, 0 errors. Các test bao phủ trực tiếp các yêu cầu chính:</w:t>
+        <w:t>Bộ test PaymentStreamServiceTests có 6 test case và hiện chạy thành công: 6 tests, 0 failures, 0 errors. Toàn bộ Maven test suite của backend chạy thành công: 8 tests, 0 failures, 0 errors. Các test bao phủ trực tiếp các yêu cầu chính:</w:t>
       </w:r>
     </w:p>
     <w:tbl>
@@ -3217,14 +3327,8 @@
             <w:tcW w:w="5040" w:type="dxa"/>
           </w:tcPr>
           <w:p>
-            <w:pPr>
-              <w:spacing w:after="100" w:line="259" w:lineRule="auto"/>
-            </w:pPr>
-            <w:r>
-              <w:rPr>
-                <w:sz w:val="18"/>
-              </w:rPr>
-              <w:t>Benchmark chứng minh EOS chặn duplicate còn ALO thì không</w:t>
+            <w:r>
+              <w:t>Benchmark chứng minh EOS chặn duplicate còn ALO thì không, đồng thời tạo metrics out-of-order/late/backpressure</w:t>
             </w:r>
           </w:p>
         </w:tc>
@@ -3337,14 +3441,765 @@
     </w:p>
     <w:p>
       <w:r>
-        <w:t>Benchmark EOS và ALO được chạy trên cùng NODE_A để bảo đảm so sánh công bằng: cùng dữ liệu đầu vào, cùng số lượng sự kiện, cùng duplicate rate, cùng window size và cùng điều kiện local I/O. Vì vậy phần benchmark chủ yếu hiển thị NODE_A là chủ ý thiết kế thực nghiệm, không phải hệ thống chỉ có một node. Gateway vẫn hỗ trợ route payment sang NODE_A, NODE_B và NODE_C trong các kịch bản single payment hoặc retry simulation; các API thống kê, WAL và transaction được Gateway aggregate từ cả ba node.</w:t>
+        <w:t>Benchmark EOS và ALO được kích hoạt qua Gateway nhưng thực thi phân tán trên NODE_A, NODE_B và NODE_C. Gateway gửi lệnh benchmark đến NODE_A với distributed=true; NODE_A sinh cùng dataset tái lập rồi route event sang các node tương ứng. Vì vậy dashboard vừa hiển thị run summary do NODE_A ghi nhận, vừa aggregate request, WAL, transaction và node state từ cả ba processing nodes.</w:t>
       </w:r>
     </w:p>
     <w:p>
       <w:r>
-        <w:t>Kết quả demo đạt được các invariant chính: tổng cộng 162 request được ghi nhận, 111 request được xử lý thành công, 51 duplicate bị chặn, 111 transaction được commit và 111 WAL entry đều ở trạng thái COMMITTED. Trong benchmark, EOS đạt 161.48 TPS và chặn 50 duplicate, trong khi ALO đạt 165.04 TPS nhưng không chặn duplicate. Điều này thể hiện đúng trade-off: ALO nhanh hơn nhẹ do không ghi WAL và không coordination de-duplication, còn EOS có overhead nhưng bảo toàn tính đúng đắn của nghiệp vụ thanh toán.</w:t>
+        <w:t>Kết quả demo đạt được các invariant chính: tổng cộng 160 request được ghi nhận, 110 request được xử lý thành công, 50 duplicate bị chặn, 110 transaction được commit và 110 WAL entry đều ở trạng thái COMMITTED trên dashboard aggregate. Trong benchmark, Throughput của EOS là 43.84 TPS và ALO là 45.00 TPS. Latency của EOS lần lượt avg/p50/p95/p99 = 10.15/10.22/18.79/30.11 ms; ALO = 3.23/2.29/9.97/18.74 ms. ALO tạo 50 duplicate charges vì 50 duplicate request được xử lý thành transaction thật, còn EOS có duplicate charges = 0 và duplicates blocked = 50. WAL write latency của EOS là 1.42 ms và WAL / Success = 100% sau khi aggregate đủ WAL từ NODE_A, NODE_B và NODE_C. Cùng dataset cũng tạo 73 out-of-order events, 8 late events và 6 backpressure delayed events; các số này chứng minh benchmark đang kiểm thử cả disorder theo event-time, watermark lateness và nghẽn xử lý, không chỉ kiểm thử duplicate đơn giản.</w:t>
       </w:r>
     </w:p>
+    <w:p>
+      <w:r>
+        <w:t>Bảng 8. Tóm tắt metric benchmark EOS và ALO</w:t>
+      </w:r>
+    </w:p>
+    <w:tbl>
+      <w:tblPr>
+        <w:tblStyle w:val="TableGrid"/>
+        <w:tblW w:type="auto" w:w="0"/>
+        <w:tblLook w:firstColumn="1" w:firstRow="1" w:lastColumn="0" w:lastRow="0" w:noHBand="0" w:noVBand="1" w:val="04A0"/>
+      </w:tblPr>
+      <w:tblGrid>
+        <w:gridCol w:w="2520"/>
+        <w:gridCol w:w="2520"/>
+        <w:gridCol w:w="2520"/>
+        <w:gridCol w:w="2520"/>
+      </w:tblGrid>
+      <w:tr>
+        <w:tc>
+          <w:tcPr>
+            <w:tcW w:type="dxa" w:w="2520"/>
+          </w:tcPr>
+          <w:p>
+            <w:r>
+              <w:t>Metric</w:t>
+            </w:r>
+          </w:p>
+        </w:tc>
+        <w:tc>
+          <w:tcPr>
+            <w:tcW w:type="dxa" w:w="2520"/>
+          </w:tcPr>
+          <w:p>
+            <w:r>
+              <w:t>EOS</w:t>
+            </w:r>
+          </w:p>
+        </w:tc>
+        <w:tc>
+          <w:tcPr>
+            <w:tcW w:type="dxa" w:w="2520"/>
+          </w:tcPr>
+          <w:p>
+            <w:r>
+              <w:t>ALO</w:t>
+            </w:r>
+          </w:p>
+        </w:tc>
+        <w:tc>
+          <w:tcPr>
+            <w:tcW w:type="dxa" w:w="2520"/>
+          </w:tcPr>
+          <w:p>
+            <w:r>
+              <w:t>Ý nghĩa</w:t>
+            </w:r>
+          </w:p>
+        </w:tc>
+      </w:tr>
+      <w:tr>
+        <w:tc>
+          <w:tcPr>
+            <w:tcW w:type="dxa" w:w="2520"/>
+          </w:tcPr>
+          <w:p>
+            <w:r>
+              <w:t>Throughput</w:t>
+            </w:r>
+          </w:p>
+        </w:tc>
+        <w:tc>
+          <w:tcPr>
+            <w:tcW w:type="dxa" w:w="2520"/>
+          </w:tcPr>
+          <w:p>
+            <w:r>
+              <w:t>43.84 TPS</w:t>
+            </w:r>
+          </w:p>
+        </w:tc>
+        <w:tc>
+          <w:tcPr>
+            <w:tcW w:type="dxa" w:w="2520"/>
+          </w:tcPr>
+          <w:p>
+            <w:r>
+              <w:t>45.00 TPS</w:t>
+            </w:r>
+          </w:p>
+        </w:tc>
+        <w:tc>
+          <w:tcPr>
+            <w:tcW w:type="dxa" w:w="2520"/>
+          </w:tcPr>
+          <w:p>
+            <w:r>
+              <w:t>ALO nhanh hơn vì không dedup/WAL; EOS đổi overhead lấy correctness</w:t>
+            </w:r>
+          </w:p>
+        </w:tc>
+      </w:tr>
+      <w:tr>
+        <w:tc>
+          <w:tcPr>
+            <w:tcW w:type="dxa" w:w="2520"/>
+          </w:tcPr>
+          <w:p>
+            <w:r>
+              <w:t>Latency avg / p50 / p95 / p99</w:t>
+            </w:r>
+          </w:p>
+        </w:tc>
+        <w:tc>
+          <w:tcPr>
+            <w:tcW w:type="dxa" w:w="2520"/>
+          </w:tcPr>
+          <w:p>
+            <w:r>
+              <w:t>10.15 / 10.22 / 18.79 / 30.11 ms</w:t>
+            </w:r>
+          </w:p>
+        </w:tc>
+        <w:tc>
+          <w:tcPr>
+            <w:tcW w:type="dxa" w:w="2520"/>
+          </w:tcPr>
+          <w:p>
+            <w:r>
+              <w:t>3.23 / 2.29 / 9.97 / 18.74 ms</w:t>
+            </w:r>
+          </w:p>
+        </w:tc>
+        <w:tc>
+          <w:tcPr>
+            <w:tcW w:type="dxa" w:w="2520"/>
+          </w:tcPr>
+          <w:p>
+            <w:r>
+              <w:t>Đo cả average và tail latency</w:t>
+            </w:r>
+          </w:p>
+        </w:tc>
+      </w:tr>
+      <w:tr>
+        <w:tc>
+          <w:tcPr>
+            <w:tcW w:type="dxa" w:w="2520"/>
+          </w:tcPr>
+          <w:p>
+            <w:r>
+              <w:t>Duplicate charges</w:t>
+            </w:r>
+          </w:p>
+        </w:tc>
+        <w:tc>
+          <w:tcPr>
+            <w:tcW w:type="dxa" w:w="2520"/>
+          </w:tcPr>
+          <w:p>
+            <w:r>
+              <w:t>0</w:t>
+            </w:r>
+          </w:p>
+        </w:tc>
+        <w:tc>
+          <w:tcPr>
+            <w:tcW w:type="dxa" w:w="2520"/>
+          </w:tcPr>
+          <w:p>
+            <w:r>
+              <w:t>50</w:t>
+            </w:r>
+          </w:p>
+        </w:tc>
+        <w:tc>
+          <w:tcPr>
+            <w:tcW w:type="dxa" w:w="2520"/>
+          </w:tcPr>
+          <w:p>
+            <w:r>
+              <w:t>Số duplicate request bị xử lý thành transaction thật</w:t>
+            </w:r>
+          </w:p>
+        </w:tc>
+      </w:tr>
+      <w:tr>
+        <w:tc>
+          <w:tcPr>
+            <w:tcW w:type="dxa" w:w="2520"/>
+          </w:tcPr>
+          <w:p>
+            <w:r>
+              <w:t>Duplicates blocked</w:t>
+            </w:r>
+          </w:p>
+        </w:tc>
+        <w:tc>
+          <w:tcPr>
+            <w:tcW w:type="dxa" w:w="2520"/>
+          </w:tcPr>
+          <w:p>
+            <w:r>
+              <w:t>50</w:t>
+            </w:r>
+          </w:p>
+        </w:tc>
+        <w:tc>
+          <w:tcPr>
+            <w:tcW w:type="dxa" w:w="2520"/>
+          </w:tcPr>
+          <w:p>
+            <w:r>
+              <w:t>0</w:t>
+            </w:r>
+          </w:p>
+        </w:tc>
+        <w:tc>
+          <w:tcPr>
+            <w:tcW w:type="dxa" w:w="2520"/>
+          </w:tcPr>
+          <w:p>
+            <w:r>
+              <w:t>EOS reject duplicate bằng global idempotency key</w:t>
+            </w:r>
+          </w:p>
+        </w:tc>
+      </w:tr>
+      <w:tr>
+        <w:tc>
+          <w:tcPr>
+            <w:tcW w:type="dxa" w:w="2520"/>
+          </w:tcPr>
+          <w:p>
+            <w:r>
+              <w:t>WAL write latency</w:t>
+            </w:r>
+          </w:p>
+        </w:tc>
+        <w:tc>
+          <w:tcPr>
+            <w:tcW w:type="dxa" w:w="2520"/>
+          </w:tcPr>
+          <w:p>
+            <w:r>
+              <w:t>1.42 ms</w:t>
+            </w:r>
+          </w:p>
+        </w:tc>
+        <w:tc>
+          <w:tcPr>
+            <w:tcW w:type="dxa" w:w="2520"/>
+          </w:tcPr>
+          <w:p>
+            <w:r>
+              <w:t>N/A</w:t>
+            </w:r>
+          </w:p>
+        </w:tc>
+        <w:tc>
+          <w:tcPr>
+            <w:tcW w:type="dxa" w:w="2520"/>
+          </w:tcPr>
+          <w:p>
+            <w:r>
+              <w:t>Overhead ghi WAL trước khi commit balance/transaction</w:t>
+            </w:r>
+          </w:p>
+        </w:tc>
+      </w:tr>
+      <w:tr>
+        <w:tc>
+          <w:tcPr>
+            <w:tcW w:type="dxa" w:w="2520"/>
+          </w:tcPr>
+          <w:p>
+            <w:r>
+              <w:t>Window metrics</w:t>
+            </w:r>
+          </w:p>
+        </w:tc>
+        <w:tc>
+          <w:tcPr>
+            <w:tcW w:type="dxa" w:w="2520"/>
+          </w:tcPr>
+          <w:p>
+            <w:r>
+              <w:t>5 tumbling windows</w:t>
+            </w:r>
+          </w:p>
+        </w:tc>
+        <w:tc>
+          <w:tcPr>
+            <w:tcW w:type="dxa" w:w="2520"/>
+          </w:tcPr>
+          <w:p>
+            <w:r>
+              <w:t>5 tumbling windows</w:t>
+            </w:r>
+          </w:p>
+        </w:tc>
+        <w:tc>
+          <w:tcPr>
+            <w:tcW w:type="dxa" w:w="2520"/>
+          </w:tcPr>
+          <w:p>
+            <w:r>
+              <w:t>Có TPS/latency theo từng window 10 giây</w:t>
+            </w:r>
+          </w:p>
+        </w:tc>
+      </w:tr>
+      <w:tr>
+        <w:tc>
+          <w:tcPr>
+            <w:tcW w:type="dxa" w:w="2520"/>
+          </w:tcPr>
+          <w:p>
+            <w:r>
+              <w:t>Stream disorder</w:t>
+            </w:r>
+          </w:p>
+        </w:tc>
+        <w:tc>
+          <w:tcPr>
+            <w:tcW w:type="dxa" w:w="2520"/>
+          </w:tcPr>
+          <w:p>
+            <w:r>
+              <w:t>73 out-of-order, 8 late, 6 backpressure delayed</w:t>
+            </w:r>
+          </w:p>
+        </w:tc>
+        <w:tc>
+          <w:tcPr>
+            <w:tcW w:type="dxa" w:w="2520"/>
+          </w:tcPr>
+          <w:p>
+            <w:r>
+              <w:t>Cùng dataset</w:t>
+            </w:r>
+          </w:p>
+        </w:tc>
+        <w:tc>
+          <w:tcPr>
+            <w:tcW w:type="dxa" w:w="2520"/>
+          </w:tcPr>
+          <w:p>
+            <w:r>
+              <w:t>Chứng minh event-time/window benchmark có disorder và backpressure</w:t>
+            </w:r>
+          </w:p>
+        </w:tc>
+      </w:tr>
+    </w:tbl>
+    <w:p>
+      <w:r>
+        <w:t>Window metrics được lưu ở bảng stream_window và hiển thị thành hai biểu đồ TPS per Tumbling Window, Average Latency per Window cùng bảng chi tiết từng window trên dashboard.</w:t>
+      </w:r>
+    </w:p>
+    <w:p>
+      <w:r>
+        <w:t>Bảng 9. Window metrics theo tumbling window 10 giây</w:t>
+      </w:r>
+    </w:p>
+    <w:tbl>
+      <w:tblPr>
+        <w:tblStyle w:val="TableGrid"/>
+        <w:tblW w:type="auto" w:w="0"/>
+        <w:tblLook w:firstColumn="1" w:firstRow="1" w:lastColumn="0" w:lastRow="0" w:noHBand="0" w:noVBand="1" w:val="04A0"/>
+      </w:tblPr>
+      <w:tblGrid>
+        <w:gridCol w:w="1680"/>
+        <w:gridCol w:w="1680"/>
+        <w:gridCol w:w="1680"/>
+        <w:gridCol w:w="1680"/>
+        <w:gridCol w:w="1680"/>
+        <w:gridCol w:w="1680"/>
+      </w:tblGrid>
+      <w:tr>
+        <w:tc>
+          <w:tcPr>
+            <w:tcW w:type="dxa" w:w="1680"/>
+          </w:tcPr>
+          <w:p>
+            <w:r>
+              <w:t>Window</w:t>
+            </w:r>
+          </w:p>
+        </w:tc>
+        <w:tc>
+          <w:tcPr>
+            <w:tcW w:type="dxa" w:w="1680"/>
+          </w:tcPr>
+          <w:p>
+            <w:r>
+              <w:t>Events</w:t>
+            </w:r>
+          </w:p>
+        </w:tc>
+        <w:tc>
+          <w:tcPr>
+            <w:tcW w:type="dxa" w:w="1680"/>
+          </w:tcPr>
+          <w:p>
+            <w:r>
+              <w:t>EOS TPS</w:t>
+            </w:r>
+          </w:p>
+        </w:tc>
+        <w:tc>
+          <w:tcPr>
+            <w:tcW w:type="dxa" w:w="1680"/>
+          </w:tcPr>
+          <w:p>
+            <w:r>
+              <w:t>EOS avg latency</w:t>
+            </w:r>
+          </w:p>
+        </w:tc>
+        <w:tc>
+          <w:tcPr>
+            <w:tcW w:type="dxa" w:w="1680"/>
+          </w:tcPr>
+          <w:p>
+            <w:r>
+              <w:t>ALO TPS</w:t>
+            </w:r>
+          </w:p>
+        </w:tc>
+        <w:tc>
+          <w:tcPr>
+            <w:tcW w:type="dxa" w:w="1680"/>
+          </w:tcPr>
+          <w:p>
+            <w:r>
+              <w:t>ALO avg latency</w:t>
+            </w:r>
+          </w:p>
+        </w:tc>
+      </w:tr>
+      <w:tr>
+        <w:tc>
+          <w:tcPr>
+            <w:tcW w:type="dxa" w:w="1680"/>
+          </w:tcPr>
+          <w:p>
+            <w:r>
+              <w:t>20:15:50 - 20:16:00</w:t>
+            </w:r>
+          </w:p>
+        </w:tc>
+        <w:tc>
+          <w:tcPr>
+            <w:tcW w:type="dxa" w:w="1680"/>
+          </w:tcPr>
+          <w:p>
+            <w:r>
+              <w:t>15</w:t>
+            </w:r>
+          </w:p>
+        </w:tc>
+        <w:tc>
+          <w:tcPr>
+            <w:tcW w:type="dxa" w:w="1680"/>
+          </w:tcPr>
+          <w:p>
+            <w:r>
+              <w:t>1.50</w:t>
+            </w:r>
+          </w:p>
+        </w:tc>
+        <w:tc>
+          <w:tcPr>
+            <w:tcW w:type="dxa" w:w="1680"/>
+          </w:tcPr>
+          <w:p>
+            <w:r>
+              <w:t>12.58 ms</w:t>
+            </w:r>
+          </w:p>
+        </w:tc>
+        <w:tc>
+          <w:tcPr>
+            <w:tcW w:type="dxa" w:w="1680"/>
+          </w:tcPr>
+          <w:p>
+            <w:r>
+              <w:t>1.50</w:t>
+            </w:r>
+          </w:p>
+        </w:tc>
+        <w:tc>
+          <w:tcPr>
+            <w:tcW w:type="dxa" w:w="1680"/>
+          </w:tcPr>
+          <w:p>
+            <w:r>
+              <w:t>3.71 ms</w:t>
+            </w:r>
+          </w:p>
+        </w:tc>
+      </w:tr>
+      <w:tr>
+        <w:tc>
+          <w:tcPr>
+            <w:tcW w:type="dxa" w:w="1680"/>
+          </w:tcPr>
+          <w:p>
+            <w:r>
+              <w:t>20:16:00 - 20:16:10</w:t>
+            </w:r>
+          </w:p>
+        </w:tc>
+        <w:tc>
+          <w:tcPr>
+            <w:tcW w:type="dxa" w:w="1680"/>
+          </w:tcPr>
+          <w:p>
+            <w:r>
+              <w:t>36</w:t>
+            </w:r>
+          </w:p>
+        </w:tc>
+        <w:tc>
+          <w:tcPr>
+            <w:tcW w:type="dxa" w:w="1680"/>
+          </w:tcPr>
+          <w:p>
+            <w:r>
+              <w:t>3.60</w:t>
+            </w:r>
+          </w:p>
+        </w:tc>
+        <w:tc>
+          <w:tcPr>
+            <w:tcW w:type="dxa" w:w="1680"/>
+          </w:tcPr>
+          <w:p>
+            <w:r>
+              <w:t>9.78 ms</w:t>
+            </w:r>
+          </w:p>
+        </w:tc>
+        <w:tc>
+          <w:tcPr>
+            <w:tcW w:type="dxa" w:w="1680"/>
+          </w:tcPr>
+          <w:p>
+            <w:r>
+              <w:t>3.60</w:t>
+            </w:r>
+          </w:p>
+        </w:tc>
+        <w:tc>
+          <w:tcPr>
+            <w:tcW w:type="dxa" w:w="1680"/>
+          </w:tcPr>
+          <w:p>
+            <w:r>
+              <w:t>5.82 ms</w:t>
+            </w:r>
+          </w:p>
+        </w:tc>
+      </w:tr>
+      <w:tr>
+        <w:tc>
+          <w:tcPr>
+            <w:tcW w:type="dxa" w:w="1680"/>
+          </w:tcPr>
+          <w:p>
+            <w:r>
+              <w:t>20:16:10 - 20:16:20</w:t>
+            </w:r>
+          </w:p>
+        </w:tc>
+        <w:tc>
+          <w:tcPr>
+            <w:tcW w:type="dxa" w:w="1680"/>
+          </w:tcPr>
+          <w:p>
+            <w:r>
+              <w:t>43</w:t>
+            </w:r>
+          </w:p>
+        </w:tc>
+        <w:tc>
+          <w:tcPr>
+            <w:tcW w:type="dxa" w:w="1680"/>
+          </w:tcPr>
+          <w:p>
+            <w:r>
+              <w:t>4.30</w:t>
+            </w:r>
+          </w:p>
+        </w:tc>
+        <w:tc>
+          <w:tcPr>
+            <w:tcW w:type="dxa" w:w="1680"/>
+          </w:tcPr>
+          <w:p>
+            <w:r>
+              <w:t>11.06 ms</w:t>
+            </w:r>
+          </w:p>
+        </w:tc>
+        <w:tc>
+          <w:tcPr>
+            <w:tcW w:type="dxa" w:w="1680"/>
+          </w:tcPr>
+          <w:p>
+            <w:r>
+              <w:t>4.30</w:t>
+            </w:r>
+          </w:p>
+        </w:tc>
+        <w:tc>
+          <w:tcPr>
+            <w:tcW w:type="dxa" w:w="1680"/>
+          </w:tcPr>
+          <w:p>
+            <w:r>
+              <w:t>3.32 ms</w:t>
+            </w:r>
+          </w:p>
+        </w:tc>
+      </w:tr>
+      <w:tr>
+        <w:tc>
+          <w:tcPr>
+            <w:tcW w:type="dxa" w:w="1680"/>
+          </w:tcPr>
+          <w:p>
+            <w:r>
+              <w:t>20:16:20 - 20:16:30</w:t>
+            </w:r>
+          </w:p>
+        </w:tc>
+        <w:tc>
+          <w:tcPr>
+            <w:tcW w:type="dxa" w:w="1680"/>
+          </w:tcPr>
+          <w:p>
+            <w:r>
+              <w:t>38</w:t>
+            </w:r>
+          </w:p>
+        </w:tc>
+        <w:tc>
+          <w:tcPr>
+            <w:tcW w:type="dxa" w:w="1680"/>
+          </w:tcPr>
+          <w:p>
+            <w:r>
+              <w:t>3.80</w:t>
+            </w:r>
+          </w:p>
+        </w:tc>
+        <w:tc>
+          <w:tcPr>
+            <w:tcW w:type="dxa" w:w="1680"/>
+          </w:tcPr>
+          <w:p>
+            <w:r>
+              <w:t>9.08 ms</w:t>
+            </w:r>
+          </w:p>
+        </w:tc>
+        <w:tc>
+          <w:tcPr>
+            <w:tcW w:type="dxa" w:w="1680"/>
+          </w:tcPr>
+          <w:p>
+            <w:r>
+              <w:t>3.80</w:t>
+            </w:r>
+          </w:p>
+        </w:tc>
+        <w:tc>
+          <w:tcPr>
+            <w:tcW w:type="dxa" w:w="1680"/>
+          </w:tcPr>
+          <w:p>
+            <w:r>
+              <w:t>1.89 ms</w:t>
+            </w:r>
+          </w:p>
+        </w:tc>
+      </w:tr>
+      <w:tr>
+        <w:tc>
+          <w:tcPr>
+            <w:tcW w:type="dxa" w:w="1680"/>
+          </w:tcPr>
+          <w:p>
+            <w:r>
+              <w:t>20:16:30 - 20:16:40</w:t>
+            </w:r>
+          </w:p>
+        </w:tc>
+        <w:tc>
+          <w:tcPr>
+            <w:tcW w:type="dxa" w:w="1680"/>
+          </w:tcPr>
+          <w:p>
+            <w:r>
+              <w:t>28</w:t>
+            </w:r>
+          </w:p>
+        </w:tc>
+        <w:tc>
+          <w:tcPr>
+            <w:tcW w:type="dxa" w:w="1680"/>
+          </w:tcPr>
+          <w:p>
+            <w:r>
+              <w:t>2.80</w:t>
+            </w:r>
+          </w:p>
+        </w:tc>
+        <w:tc>
+          <w:tcPr>
+            <w:tcW w:type="dxa" w:w="1680"/>
+          </w:tcPr>
+          <w:p>
+            <w:r>
+              <w:t>9.39 ms</w:t>
+            </w:r>
+          </w:p>
+        </w:tc>
+        <w:tc>
+          <w:tcPr>
+            <w:tcW w:type="dxa" w:w="1680"/>
+          </w:tcPr>
+          <w:p>
+            <w:r>
+              <w:t>2.80</w:t>
+            </w:r>
+          </w:p>
+        </w:tc>
+        <w:tc>
+          <w:tcPr>
+            <w:tcW w:type="dxa" w:w="1680"/>
+          </w:tcPr>
+          <w:p>
+            <w:r>
+              <w:t>1.34 ms</w:t>
+            </w:r>
+          </w:p>
+        </w:tc>
+      </w:tr>
+    </w:tbl>
     <w:p>
       <w:pPr>
         <w:jc w:val="center"/>
@@ -3356,7 +4211,7 @@
         <w:lastRenderedPageBreak/>
         <w:drawing>
           <wp:inline distT="0" distB="0" distL="0" distR="0" wp14:anchorId="2AFEFC38" wp14:editId="131EC491">
-            <wp:extent cx="5669280" cy="7465733"/>
+            <wp:extent cx="5760720" cy="6956341"/>
             <wp:effectExtent l="0" t="0" r="0" b="0"/>
             <wp:docPr id="2" name="Picture 2"/>
             <wp:cNvGraphicFramePr>
@@ -3378,7 +4233,7 @@
                   <pic:spPr>
                     <a:xfrm>
                       <a:off x="0" y="0"/>
-                      <a:ext cx="5669280" cy="7465733"/>
+                      <a:ext cx="5760720" cy="6956341"/>
                     </a:xfrm>
                     <a:prstGeom prst="rect">
                       <a:avLst/>
@@ -3401,6 +4256,58 @@
           <w:sz w:val="20"/>
         </w:rPr>
         <w:t>Hình 2. Kết quả benchmark EOS/ALO, bảng De-duplication, WAL log và committed transactions</w:t>
+      </w:r>
+    </w:p>
+    <w:p>
+      <w:r>
+        <w:t>Trong ảnh benchmark, dashboard hiển thị trực tiếp Out-of-Order Events = 73, Late Events = 8, Backpressure Delayed = 6, Duplicate Charges = 0 / 50 và WAL / Success = 100%. Bảng tumbling window bên dưới cũng có cột TPS, Avg Latency, Late và WAL để chứng minh window metrics được ghi nhận theo từng event-time window.</w:t>
+      </w:r>
+    </w:p>
+    <w:p>
+      <w:pPr>
+        <w:jc w:val="center"/>
+      </w:pPr>
+      <w:r>
+        <w:drawing>
+          <wp:inline xmlns:a="http://schemas.openxmlformats.org/drawingml/2006/main" xmlns:pic="http://schemas.openxmlformats.org/drawingml/2006/picture">
+            <wp:extent cx="5760720" cy="6000750"/>
+            <wp:docPr id="4" name="Picture 4"/>
+            <wp:cNvGraphicFramePr>
+              <a:graphicFrameLocks noChangeAspect="1"/>
+            </wp:cNvGraphicFramePr>
+            <a:graphic>
+              <a:graphicData uri="http://schemas.openxmlformats.org/drawingml/2006/picture">
+                <pic:pic>
+                  <pic:nvPicPr>
+                    <pic:cNvPr id="0" name="eos-dashboard-stream-metrics.png"/>
+                    <pic:cNvPicPr/>
+                  </pic:nvPicPr>
+                  <pic:blipFill>
+                    <a:blip r:embed="rId12"/>
+                    <a:stretch>
+                      <a:fillRect/>
+                    </a:stretch>
+                  </pic:blipFill>
+                  <pic:spPr>
+                    <a:xfrm>
+                      <a:off x="0" y="0"/>
+                      <a:ext cx="5760720" cy="6000750"/>
+                    </a:xfrm>
+                    <a:prstGeom prst="rect"/>
+                  </pic:spPr>
+                </pic:pic>
+              </a:graphicData>
+            </a:graphic>
+          </wp:inline>
+        </w:drawing>
+      </w:r>
+    </w:p>
+    <w:p>
+      <w:pPr>
+        <w:jc w:val="center"/>
+      </w:pPr>
+      <w:r>
+        <w:t>Hình 3. Benchmark evidence cho out-of-order events, late events và backpressure delayed events</w:t>
       </w:r>
     </w:p>
     <w:p>
@@ -3459,11 +4366,7 @@
         <w:jc w:val="center"/>
       </w:pPr>
       <w:r>
-        <w:rPr>
-          <w:i/>
-          <w:sz w:val="20"/>
-        </w:rPr>
-        <w:t>Hình 3. Cross-node duplicate payment bị chặn bởi global idempotency key</w:t>
+        <w:t>Hình 4. Cross-node duplicate payment bị chặn bởi global idempotency key</w:t>
       </w:r>
     </w:p>
     <w:p>
@@ -3790,6 +4693,38 @@
                 <w:sz w:val="18"/>
               </w:rPr>
               <w:t>React dashboard gọi Gateway</w:t>
+            </w:r>
+          </w:p>
+        </w:tc>
+      </w:tr>
+      <w:tr>
+        <w:tc>
+          <w:tcPr>
+            <w:tcW w:type="dxa" w:w="3360"/>
+          </w:tcPr>
+          <w:p>
+            <w:r>
+              <w:t>Disorder/backpressure được đo rõ ràng</w:t>
+            </w:r>
+          </w:p>
+        </w:tc>
+        <w:tc>
+          <w:tcPr>
+            <w:tcW w:type="dxa" w:w="3496"/>
+          </w:tcPr>
+          <w:p>
+            <w:r>
+              <w:t>eventTimeMs, processingTimeMs, watermark, max-in-flight counter</w:t>
+            </w:r>
+          </w:p>
+        </w:tc>
+        <w:tc>
+          <w:tcPr>
+            <w:tcW w:type="dxa" w:w="3360"/>
+          </w:tcPr>
+          <w:p>
+            <w:r>
+              <w:t>Dashboard stats + benchmark window table</w:t>
             </w:r>
           </w:p>
         </w:tc>

--- a/docs/EOS_Idempotent_Payments_Report.docx
+++ b/docs/EOS_Idempotent_Payments_Report.docx
@@ -1117,7 +1117,13 @@
         <w:spacing w:after="100" w:line="259" w:lineRule="auto"/>
       </w:pPr>
       <w:r>
-        <w:t>Project không dùng dataset bên ngoài vì cần kiểm soát duplicate rate và event-time disorder. Dữ liệu được sinh tổng hợp: 5 account seed ban đầu và stream benchmark mặc định 160 events, duplicate rate 30%, window 10 giây, seed 117. Các bảng chính gồm account, payment_request, payment_transaction, global_deduplication_record, wal_log_entry, benchmark_run, stream_window, processor_checkpoint và processing_node.</w:t>
+        <w:t xml:space="preserve">Project không dùng dataset bên ngoài vì cần kiểm soát duplicate rate và event-time disorder. Dữ liệu được sinh tổng hợp: </w:t>
+      </w:r>
+      <w:r>
+        <w:t>100</w:t>
+      </w:r>
+      <w:r>
+        <w:t xml:space="preserve"> account seed ban đầu và stream benchmark mặc định 160 events, duplicate rate 30%, window 10 giây, seed 117. Các bảng chính gồm account, payment_request, payment_transaction, global_deduplication_record, wal_log_entry, benchmark_run, stream_window, processor_checkpoint và processing_node.</w:t>
       </w:r>
     </w:p>
     <w:tbl>
@@ -2389,7 +2395,7 @@
       <w:tr>
         <w:tc>
           <w:tcPr>
-            <w:tcW w:type="dxa" w:w="3360"/>
+            <w:tcW w:w="3360" w:type="dxa"/>
           </w:tcPr>
           <w:p>
             <w:r>
@@ -2399,7 +2405,7 @@
         </w:tc>
         <w:tc>
           <w:tcPr>
-            <w:tcW w:type="dxa" w:w="3360"/>
+            <w:tcW w:w="3360" w:type="dxa"/>
           </w:tcPr>
           <w:p>
             <w:r>
@@ -2409,7 +2415,7 @@
         </w:tc>
         <w:tc>
           <w:tcPr>
-            <w:tcW w:type="dxa" w:w="3360"/>
+            <w:tcW w:w="3360" w:type="dxa"/>
           </w:tcPr>
           <w:p>
             <w:r>
@@ -2421,7 +2427,7 @@
       <w:tr>
         <w:tc>
           <w:tcPr>
-            <w:tcW w:type="dxa" w:w="3360"/>
+            <w:tcW w:w="3360" w:type="dxa"/>
           </w:tcPr>
           <w:p>
             <w:r>
@@ -2431,7 +2437,7 @@
         </w:tc>
         <w:tc>
           <w:tcPr>
-            <w:tcW w:type="dxa" w:w="3360"/>
+            <w:tcW w:w="3360" w:type="dxa"/>
           </w:tcPr>
           <w:p>
             <w:r>
@@ -2441,7 +2447,7 @@
         </w:tc>
         <w:tc>
           <w:tcPr>
-            <w:tcW w:type="dxa" w:w="3360"/>
+            <w:tcW w:w="3360" w:type="dxa"/>
           </w:tcPr>
           <w:p>
             <w:r>
@@ -2453,7 +2459,7 @@
       <w:tr>
         <w:tc>
           <w:tcPr>
-            <w:tcW w:type="dxa" w:w="3360"/>
+            <w:tcW w:w="3360" w:type="dxa"/>
           </w:tcPr>
           <w:p>
             <w:r>
@@ -2463,7 +2469,7 @@
         </w:tc>
         <w:tc>
           <w:tcPr>
-            <w:tcW w:type="dxa" w:w="3360"/>
+            <w:tcW w:w="3360" w:type="dxa"/>
           </w:tcPr>
           <w:p>
             <w:r>
@@ -2473,7 +2479,7 @@
         </w:tc>
         <w:tc>
           <w:tcPr>
-            <w:tcW w:type="dxa" w:w="3360"/>
+            <w:tcW w:w="3360" w:type="dxa"/>
           </w:tcPr>
           <w:p>
             <w:r>
@@ -2911,6 +2917,7 @@
               <w:rPr>
                 <w:sz w:val="18"/>
               </w:rPr>
+              <w:lastRenderedPageBreak/>
               <w:t>walEntries, walCommitted</w:t>
             </w:r>
           </w:p>
@@ -2951,7 +2958,7 @@
       <w:tr>
         <w:tc>
           <w:tcPr>
-            <w:tcW w:type="dxa" w:w="3360"/>
+            <w:tcW w:w="3360" w:type="dxa"/>
           </w:tcPr>
           <w:p>
             <w:r>
@@ -2961,7 +2968,7 @@
         </w:tc>
         <w:tc>
           <w:tcPr>
-            <w:tcW w:type="dxa" w:w="3360"/>
+            <w:tcW w:w="3360" w:type="dxa"/>
           </w:tcPr>
           <w:p>
             <w:r>
@@ -2971,7 +2978,7 @@
         </w:tc>
         <w:tc>
           <w:tcPr>
-            <w:tcW w:type="dxa" w:w="3360"/>
+            <w:tcW w:w="3360" w:type="dxa"/>
           </w:tcPr>
           <w:p>
             <w:r>
@@ -3016,7 +3023,6 @@
         <w:rPr>
           <w:noProof/>
         </w:rPr>
-        <w:lastRenderedPageBreak/>
         <w:drawing>
           <wp:inline distT="0" distB="0" distL="0" distR="0" wp14:anchorId="35BFF58B" wp14:editId="203BA393">
             <wp:extent cx="5760720" cy="5800725"/>
@@ -3080,6 +3086,7 @@
           <w:color w:val="auto"/>
           <w:sz w:val="24"/>
         </w:rPr>
+        <w:lastRenderedPageBreak/>
         <w:t>6.1 Automated Tests</w:t>
       </w:r>
     </w:p>
@@ -3389,13 +3396,6 @@
           <w:sz w:val="18"/>
         </w:rPr>
         <w:br/>
-      </w:r>
-      <w:r>
-        <w:rPr>
-          <w:rFonts w:ascii="Courier New" w:hAnsi="Courier New"/>
-          <w:sz w:val="18"/>
-        </w:rPr>
-        <w:lastRenderedPageBreak/>
         <w:t xml:space="preserve">  + global_dedup_lookup_or_claim</w:t>
       </w:r>
       <w:r>
@@ -3457,8 +3457,8 @@
     <w:tbl>
       <w:tblPr>
         <w:tblStyle w:val="TableGrid"/>
-        <w:tblW w:type="auto" w:w="0"/>
-        <w:tblLook w:firstColumn="1" w:firstRow="1" w:lastColumn="0" w:lastRow="0" w:noHBand="0" w:noVBand="1" w:val="04A0"/>
+        <w:tblW w:w="0" w:type="auto"/>
+        <w:tblLook w:val="04A0" w:firstRow="1" w:lastRow="0" w:firstColumn="1" w:lastColumn="0" w:noHBand="0" w:noVBand="1"/>
       </w:tblPr>
       <w:tblGrid>
         <w:gridCol w:w="2520"/>
@@ -3469,7 +3469,7 @@
       <w:tr>
         <w:tc>
           <w:tcPr>
-            <w:tcW w:type="dxa" w:w="2520"/>
+            <w:tcW w:w="2520" w:type="dxa"/>
           </w:tcPr>
           <w:p>
             <w:r>
@@ -3479,7 +3479,7 @@
         </w:tc>
         <w:tc>
           <w:tcPr>
-            <w:tcW w:type="dxa" w:w="2520"/>
+            <w:tcW w:w="2520" w:type="dxa"/>
           </w:tcPr>
           <w:p>
             <w:r>
@@ -3489,7 +3489,7 @@
         </w:tc>
         <w:tc>
           <w:tcPr>
-            <w:tcW w:type="dxa" w:w="2520"/>
+            <w:tcW w:w="2520" w:type="dxa"/>
           </w:tcPr>
           <w:p>
             <w:r>
@@ -3499,7 +3499,7 @@
         </w:tc>
         <w:tc>
           <w:tcPr>
-            <w:tcW w:type="dxa" w:w="2520"/>
+            <w:tcW w:w="2520" w:type="dxa"/>
           </w:tcPr>
           <w:p>
             <w:r>
@@ -3511,7 +3511,7 @@
       <w:tr>
         <w:tc>
           <w:tcPr>
-            <w:tcW w:type="dxa" w:w="2520"/>
+            <w:tcW w:w="2520" w:type="dxa"/>
           </w:tcPr>
           <w:p>
             <w:r>
@@ -3521,7 +3521,7 @@
         </w:tc>
         <w:tc>
           <w:tcPr>
-            <w:tcW w:type="dxa" w:w="2520"/>
+            <w:tcW w:w="2520" w:type="dxa"/>
           </w:tcPr>
           <w:p>
             <w:r>
@@ -3531,7 +3531,7 @@
         </w:tc>
         <w:tc>
           <w:tcPr>
-            <w:tcW w:type="dxa" w:w="2520"/>
+            <w:tcW w:w="2520" w:type="dxa"/>
           </w:tcPr>
           <w:p>
             <w:r>
@@ -3541,11 +3541,15 @@
         </w:tc>
         <w:tc>
           <w:tcPr>
-            <w:tcW w:type="dxa" w:w="2520"/>
-          </w:tcPr>
-          <w:p>
-            <w:r>
-              <w:t>ALO nhanh hơn vì không dedup/WAL; EOS đổi overhead lấy correctness</w:t>
+            <w:tcW w:w="2520" w:type="dxa"/>
+          </w:tcPr>
+          <w:p>
+            <w:r>
+              <w:t xml:space="preserve">ALO nhanh hơn vì không </w:t>
+            </w:r>
+            <w:r>
+              <w:lastRenderedPageBreak/>
+              <w:t>dedup/WAL; EOS đổi overhead lấy correctness</w:t>
             </w:r>
           </w:p>
         </w:tc>
@@ -3553,17 +3557,18 @@
       <w:tr>
         <w:tc>
           <w:tcPr>
-            <w:tcW w:type="dxa" w:w="2520"/>
-          </w:tcPr>
-          <w:p>
-            <w:r>
+            <w:tcW w:w="2520" w:type="dxa"/>
+          </w:tcPr>
+          <w:p>
+            <w:r>
+              <w:lastRenderedPageBreak/>
               <w:t>Latency avg / p50 / p95 / p99</w:t>
             </w:r>
           </w:p>
         </w:tc>
         <w:tc>
           <w:tcPr>
-            <w:tcW w:type="dxa" w:w="2520"/>
+            <w:tcW w:w="2520" w:type="dxa"/>
           </w:tcPr>
           <w:p>
             <w:r>
@@ -3573,7 +3578,7 @@
         </w:tc>
         <w:tc>
           <w:tcPr>
-            <w:tcW w:type="dxa" w:w="2520"/>
+            <w:tcW w:w="2520" w:type="dxa"/>
           </w:tcPr>
           <w:p>
             <w:r>
@@ -3583,7 +3588,7 @@
         </w:tc>
         <w:tc>
           <w:tcPr>
-            <w:tcW w:type="dxa" w:w="2520"/>
+            <w:tcW w:w="2520" w:type="dxa"/>
           </w:tcPr>
           <w:p>
             <w:r>
@@ -3595,7 +3600,7 @@
       <w:tr>
         <w:tc>
           <w:tcPr>
-            <w:tcW w:type="dxa" w:w="2520"/>
+            <w:tcW w:w="2520" w:type="dxa"/>
           </w:tcPr>
           <w:p>
             <w:r>
@@ -3605,7 +3610,7 @@
         </w:tc>
         <w:tc>
           <w:tcPr>
-            <w:tcW w:type="dxa" w:w="2520"/>
+            <w:tcW w:w="2520" w:type="dxa"/>
           </w:tcPr>
           <w:p>
             <w:r>
@@ -3615,7 +3620,7 @@
         </w:tc>
         <w:tc>
           <w:tcPr>
-            <w:tcW w:type="dxa" w:w="2520"/>
+            <w:tcW w:w="2520" w:type="dxa"/>
           </w:tcPr>
           <w:p>
             <w:r>
@@ -3625,7 +3630,7 @@
         </w:tc>
         <w:tc>
           <w:tcPr>
-            <w:tcW w:type="dxa" w:w="2520"/>
+            <w:tcW w:w="2520" w:type="dxa"/>
           </w:tcPr>
           <w:p>
             <w:r>
@@ -3637,7 +3642,7 @@
       <w:tr>
         <w:tc>
           <w:tcPr>
-            <w:tcW w:type="dxa" w:w="2520"/>
+            <w:tcW w:w="2520" w:type="dxa"/>
           </w:tcPr>
           <w:p>
             <w:r>
@@ -3647,7 +3652,7 @@
         </w:tc>
         <w:tc>
           <w:tcPr>
-            <w:tcW w:type="dxa" w:w="2520"/>
+            <w:tcW w:w="2520" w:type="dxa"/>
           </w:tcPr>
           <w:p>
             <w:r>
@@ -3657,7 +3662,7 @@
         </w:tc>
         <w:tc>
           <w:tcPr>
-            <w:tcW w:type="dxa" w:w="2520"/>
+            <w:tcW w:w="2520" w:type="dxa"/>
           </w:tcPr>
           <w:p>
             <w:r>
@@ -3667,7 +3672,7 @@
         </w:tc>
         <w:tc>
           <w:tcPr>
-            <w:tcW w:type="dxa" w:w="2520"/>
+            <w:tcW w:w="2520" w:type="dxa"/>
           </w:tcPr>
           <w:p>
             <w:r>
@@ -3679,7 +3684,7 @@
       <w:tr>
         <w:tc>
           <w:tcPr>
-            <w:tcW w:type="dxa" w:w="2520"/>
+            <w:tcW w:w="2520" w:type="dxa"/>
           </w:tcPr>
           <w:p>
             <w:r>
@@ -3689,7 +3694,7 @@
         </w:tc>
         <w:tc>
           <w:tcPr>
-            <w:tcW w:type="dxa" w:w="2520"/>
+            <w:tcW w:w="2520" w:type="dxa"/>
           </w:tcPr>
           <w:p>
             <w:r>
@@ -3699,7 +3704,7 @@
         </w:tc>
         <w:tc>
           <w:tcPr>
-            <w:tcW w:type="dxa" w:w="2520"/>
+            <w:tcW w:w="2520" w:type="dxa"/>
           </w:tcPr>
           <w:p>
             <w:r>
@@ -3709,7 +3714,7 @@
         </w:tc>
         <w:tc>
           <w:tcPr>
-            <w:tcW w:type="dxa" w:w="2520"/>
+            <w:tcW w:w="2520" w:type="dxa"/>
           </w:tcPr>
           <w:p>
             <w:r>
@@ -3721,7 +3726,7 @@
       <w:tr>
         <w:tc>
           <w:tcPr>
-            <w:tcW w:type="dxa" w:w="2520"/>
+            <w:tcW w:w="2520" w:type="dxa"/>
           </w:tcPr>
           <w:p>
             <w:r>
@@ -3731,7 +3736,7 @@
         </w:tc>
         <w:tc>
           <w:tcPr>
-            <w:tcW w:type="dxa" w:w="2520"/>
+            <w:tcW w:w="2520" w:type="dxa"/>
           </w:tcPr>
           <w:p>
             <w:r>
@@ -3741,7 +3746,7 @@
         </w:tc>
         <w:tc>
           <w:tcPr>
-            <w:tcW w:type="dxa" w:w="2520"/>
+            <w:tcW w:w="2520" w:type="dxa"/>
           </w:tcPr>
           <w:p>
             <w:r>
@@ -3751,7 +3756,7 @@
         </w:tc>
         <w:tc>
           <w:tcPr>
-            <w:tcW w:type="dxa" w:w="2520"/>
+            <w:tcW w:w="2520" w:type="dxa"/>
           </w:tcPr>
           <w:p>
             <w:r>
@@ -3763,7 +3768,7 @@
       <w:tr>
         <w:tc>
           <w:tcPr>
-            <w:tcW w:type="dxa" w:w="2520"/>
+            <w:tcW w:w="2520" w:type="dxa"/>
           </w:tcPr>
           <w:p>
             <w:r>
@@ -3773,7 +3778,7 @@
         </w:tc>
         <w:tc>
           <w:tcPr>
-            <w:tcW w:type="dxa" w:w="2520"/>
+            <w:tcW w:w="2520" w:type="dxa"/>
           </w:tcPr>
           <w:p>
             <w:r>
@@ -3783,7 +3788,7 @@
         </w:tc>
         <w:tc>
           <w:tcPr>
-            <w:tcW w:type="dxa" w:w="2520"/>
+            <w:tcW w:w="2520" w:type="dxa"/>
           </w:tcPr>
           <w:p>
             <w:r>
@@ -3793,7 +3798,7 @@
         </w:tc>
         <w:tc>
           <w:tcPr>
-            <w:tcW w:type="dxa" w:w="2520"/>
+            <w:tcW w:w="2520" w:type="dxa"/>
           </w:tcPr>
           <w:p>
             <w:r>
@@ -3816,8 +3821,8 @@
     <w:tbl>
       <w:tblPr>
         <w:tblStyle w:val="TableGrid"/>
-        <w:tblW w:type="auto" w:w="0"/>
-        <w:tblLook w:firstColumn="1" w:firstRow="1" w:lastColumn="0" w:lastRow="0" w:noHBand="0" w:noVBand="1" w:val="04A0"/>
+        <w:tblW w:w="0" w:type="auto"/>
+        <w:tblLook w:val="04A0" w:firstRow="1" w:lastRow="0" w:firstColumn="1" w:lastColumn="0" w:noHBand="0" w:noVBand="1"/>
       </w:tblPr>
       <w:tblGrid>
         <w:gridCol w:w="1680"/>
@@ -3830,7 +3835,7 @@
       <w:tr>
         <w:tc>
           <w:tcPr>
-            <w:tcW w:type="dxa" w:w="1680"/>
+            <w:tcW w:w="1680" w:type="dxa"/>
           </w:tcPr>
           <w:p>
             <w:r>
@@ -3840,7 +3845,7 @@
         </w:tc>
         <w:tc>
           <w:tcPr>
-            <w:tcW w:type="dxa" w:w="1680"/>
+            <w:tcW w:w="1680" w:type="dxa"/>
           </w:tcPr>
           <w:p>
             <w:r>
@@ -3850,7 +3855,7 @@
         </w:tc>
         <w:tc>
           <w:tcPr>
-            <w:tcW w:type="dxa" w:w="1680"/>
+            <w:tcW w:w="1680" w:type="dxa"/>
           </w:tcPr>
           <w:p>
             <w:r>
@@ -3860,7 +3865,7 @@
         </w:tc>
         <w:tc>
           <w:tcPr>
-            <w:tcW w:type="dxa" w:w="1680"/>
+            <w:tcW w:w="1680" w:type="dxa"/>
           </w:tcPr>
           <w:p>
             <w:r>
@@ -3870,7 +3875,7 @@
         </w:tc>
         <w:tc>
           <w:tcPr>
-            <w:tcW w:type="dxa" w:w="1680"/>
+            <w:tcW w:w="1680" w:type="dxa"/>
           </w:tcPr>
           <w:p>
             <w:r>
@@ -3880,7 +3885,7 @@
         </w:tc>
         <w:tc>
           <w:tcPr>
-            <w:tcW w:type="dxa" w:w="1680"/>
+            <w:tcW w:w="1680" w:type="dxa"/>
           </w:tcPr>
           <w:p>
             <w:r>
@@ -3892,7 +3897,7 @@
       <w:tr>
         <w:tc>
           <w:tcPr>
-            <w:tcW w:type="dxa" w:w="1680"/>
+            <w:tcW w:w="1680" w:type="dxa"/>
           </w:tcPr>
           <w:p>
             <w:r>
@@ -3902,7 +3907,7 @@
         </w:tc>
         <w:tc>
           <w:tcPr>
-            <w:tcW w:type="dxa" w:w="1680"/>
+            <w:tcW w:w="1680" w:type="dxa"/>
           </w:tcPr>
           <w:p>
             <w:r>
@@ -3912,7 +3917,7 @@
         </w:tc>
         <w:tc>
           <w:tcPr>
-            <w:tcW w:type="dxa" w:w="1680"/>
+            <w:tcW w:w="1680" w:type="dxa"/>
           </w:tcPr>
           <w:p>
             <w:r>
@@ -3922,7 +3927,7 @@
         </w:tc>
         <w:tc>
           <w:tcPr>
-            <w:tcW w:type="dxa" w:w="1680"/>
+            <w:tcW w:w="1680" w:type="dxa"/>
           </w:tcPr>
           <w:p>
             <w:r>
@@ -3932,7 +3937,7 @@
         </w:tc>
         <w:tc>
           <w:tcPr>
-            <w:tcW w:type="dxa" w:w="1680"/>
+            <w:tcW w:w="1680" w:type="dxa"/>
           </w:tcPr>
           <w:p>
             <w:r>
@@ -3942,7 +3947,7 @@
         </w:tc>
         <w:tc>
           <w:tcPr>
-            <w:tcW w:type="dxa" w:w="1680"/>
+            <w:tcW w:w="1680" w:type="dxa"/>
           </w:tcPr>
           <w:p>
             <w:r>
@@ -3954,7 +3959,7 @@
       <w:tr>
         <w:tc>
           <w:tcPr>
-            <w:tcW w:type="dxa" w:w="1680"/>
+            <w:tcW w:w="1680" w:type="dxa"/>
           </w:tcPr>
           <w:p>
             <w:r>
@@ -3964,7 +3969,7 @@
         </w:tc>
         <w:tc>
           <w:tcPr>
-            <w:tcW w:type="dxa" w:w="1680"/>
+            <w:tcW w:w="1680" w:type="dxa"/>
           </w:tcPr>
           <w:p>
             <w:r>
@@ -3974,7 +3979,7 @@
         </w:tc>
         <w:tc>
           <w:tcPr>
-            <w:tcW w:type="dxa" w:w="1680"/>
+            <w:tcW w:w="1680" w:type="dxa"/>
           </w:tcPr>
           <w:p>
             <w:r>
@@ -3984,7 +3989,7 @@
         </w:tc>
         <w:tc>
           <w:tcPr>
-            <w:tcW w:type="dxa" w:w="1680"/>
+            <w:tcW w:w="1680" w:type="dxa"/>
           </w:tcPr>
           <w:p>
             <w:r>
@@ -3994,7 +3999,7 @@
         </w:tc>
         <w:tc>
           <w:tcPr>
-            <w:tcW w:type="dxa" w:w="1680"/>
+            <w:tcW w:w="1680" w:type="dxa"/>
           </w:tcPr>
           <w:p>
             <w:r>
@@ -4004,7 +4009,7 @@
         </w:tc>
         <w:tc>
           <w:tcPr>
-            <w:tcW w:type="dxa" w:w="1680"/>
+            <w:tcW w:w="1680" w:type="dxa"/>
           </w:tcPr>
           <w:p>
             <w:r>
@@ -4016,7 +4021,7 @@
       <w:tr>
         <w:tc>
           <w:tcPr>
-            <w:tcW w:type="dxa" w:w="1680"/>
+            <w:tcW w:w="1680" w:type="dxa"/>
           </w:tcPr>
           <w:p>
             <w:r>
@@ -4026,7 +4031,7 @@
         </w:tc>
         <w:tc>
           <w:tcPr>
-            <w:tcW w:type="dxa" w:w="1680"/>
+            <w:tcW w:w="1680" w:type="dxa"/>
           </w:tcPr>
           <w:p>
             <w:r>
@@ -4036,7 +4041,7 @@
         </w:tc>
         <w:tc>
           <w:tcPr>
-            <w:tcW w:type="dxa" w:w="1680"/>
+            <w:tcW w:w="1680" w:type="dxa"/>
           </w:tcPr>
           <w:p>
             <w:r>
@@ -4046,7 +4051,7 @@
         </w:tc>
         <w:tc>
           <w:tcPr>
-            <w:tcW w:type="dxa" w:w="1680"/>
+            <w:tcW w:w="1680" w:type="dxa"/>
           </w:tcPr>
           <w:p>
             <w:r>
@@ -4056,7 +4061,7 @@
         </w:tc>
         <w:tc>
           <w:tcPr>
-            <w:tcW w:type="dxa" w:w="1680"/>
+            <w:tcW w:w="1680" w:type="dxa"/>
           </w:tcPr>
           <w:p>
             <w:r>
@@ -4066,7 +4071,7 @@
         </w:tc>
         <w:tc>
           <w:tcPr>
-            <w:tcW w:type="dxa" w:w="1680"/>
+            <w:tcW w:w="1680" w:type="dxa"/>
           </w:tcPr>
           <w:p>
             <w:r>
@@ -4078,7 +4083,7 @@
       <w:tr>
         <w:tc>
           <w:tcPr>
-            <w:tcW w:type="dxa" w:w="1680"/>
+            <w:tcW w:w="1680" w:type="dxa"/>
           </w:tcPr>
           <w:p>
             <w:r>
@@ -4088,7 +4093,7 @@
         </w:tc>
         <w:tc>
           <w:tcPr>
-            <w:tcW w:type="dxa" w:w="1680"/>
+            <w:tcW w:w="1680" w:type="dxa"/>
           </w:tcPr>
           <w:p>
             <w:r>
@@ -4098,7 +4103,7 @@
         </w:tc>
         <w:tc>
           <w:tcPr>
-            <w:tcW w:type="dxa" w:w="1680"/>
+            <w:tcW w:w="1680" w:type="dxa"/>
           </w:tcPr>
           <w:p>
             <w:r>
@@ -4108,7 +4113,7 @@
         </w:tc>
         <w:tc>
           <w:tcPr>
-            <w:tcW w:type="dxa" w:w="1680"/>
+            <w:tcW w:w="1680" w:type="dxa"/>
           </w:tcPr>
           <w:p>
             <w:r>
@@ -4118,7 +4123,7 @@
         </w:tc>
         <w:tc>
           <w:tcPr>
-            <w:tcW w:type="dxa" w:w="1680"/>
+            <w:tcW w:w="1680" w:type="dxa"/>
           </w:tcPr>
           <w:p>
             <w:r>
@@ -4128,7 +4133,7 @@
         </w:tc>
         <w:tc>
           <w:tcPr>
-            <w:tcW w:type="dxa" w:w="1680"/>
+            <w:tcW w:w="1680" w:type="dxa"/>
           </w:tcPr>
           <w:p>
             <w:r>
@@ -4140,7 +4145,7 @@
       <w:tr>
         <w:tc>
           <w:tcPr>
-            <w:tcW w:type="dxa" w:w="1680"/>
+            <w:tcW w:w="1680" w:type="dxa"/>
           </w:tcPr>
           <w:p>
             <w:r>
@@ -4150,7 +4155,7 @@
         </w:tc>
         <w:tc>
           <w:tcPr>
-            <w:tcW w:type="dxa" w:w="1680"/>
+            <w:tcW w:w="1680" w:type="dxa"/>
           </w:tcPr>
           <w:p>
             <w:r>
@@ -4160,7 +4165,7 @@
         </w:tc>
         <w:tc>
           <w:tcPr>
-            <w:tcW w:type="dxa" w:w="1680"/>
+            <w:tcW w:w="1680" w:type="dxa"/>
           </w:tcPr>
           <w:p>
             <w:r>
@@ -4170,7 +4175,7 @@
         </w:tc>
         <w:tc>
           <w:tcPr>
-            <w:tcW w:type="dxa" w:w="1680"/>
+            <w:tcW w:w="1680" w:type="dxa"/>
           </w:tcPr>
           <w:p>
             <w:r>
@@ -4180,7 +4185,7 @@
         </w:tc>
         <w:tc>
           <w:tcPr>
-            <w:tcW w:type="dxa" w:w="1680"/>
+            <w:tcW w:w="1680" w:type="dxa"/>
           </w:tcPr>
           <w:p>
             <w:r>
@@ -4190,7 +4195,7 @@
         </w:tc>
         <w:tc>
           <w:tcPr>
-            <w:tcW w:type="dxa" w:w="1680"/>
+            <w:tcW w:w="1680" w:type="dxa"/>
           </w:tcPr>
           <w:p>
             <w:r>
@@ -4268,22 +4273,27 @@
         <w:jc w:val="center"/>
       </w:pPr>
       <w:r>
+        <w:rPr>
+          <w:noProof/>
+        </w:rPr>
+        <w:lastRenderedPageBreak/>
         <w:drawing>
-          <wp:inline xmlns:a="http://schemas.openxmlformats.org/drawingml/2006/main" xmlns:pic="http://schemas.openxmlformats.org/drawingml/2006/picture">
+          <wp:inline distT="0" distB="0" distL="0" distR="0" wp14:anchorId="0CF807E9" wp14:editId="22543D5A">
             <wp:extent cx="5760720" cy="6000750"/>
+            <wp:effectExtent l="0" t="0" r="0" b="0"/>
             <wp:docPr id="4" name="Picture 4"/>
             <wp:cNvGraphicFramePr>
-              <a:graphicFrameLocks noChangeAspect="1"/>
+              <a:graphicFrameLocks xmlns:a="http://schemas.openxmlformats.org/drawingml/2006/main" noChangeAspect="1"/>
             </wp:cNvGraphicFramePr>
-            <a:graphic>
+            <a:graphic xmlns:a="http://schemas.openxmlformats.org/drawingml/2006/main">
               <a:graphicData uri="http://schemas.openxmlformats.org/drawingml/2006/picture">
-                <pic:pic>
+                <pic:pic xmlns:pic="http://schemas.openxmlformats.org/drawingml/2006/picture">
                   <pic:nvPicPr>
                     <pic:cNvPr id="0" name="eos-dashboard-stream-metrics.png"/>
                     <pic:cNvPicPr/>
                   </pic:nvPicPr>
                   <pic:blipFill>
-                    <a:blip r:embed="rId12"/>
+                    <a:blip r:embed="rId8"/>
                     <a:stretch>
                       <a:fillRect/>
                     </a:stretch>
@@ -4293,7 +4303,9 @@
                       <a:off x="0" y="0"/>
                       <a:ext cx="5760720" cy="6000750"/>
                     </a:xfrm>
-                    <a:prstGeom prst="rect"/>
+                    <a:prstGeom prst="rect">
+                      <a:avLst/>
+                    </a:prstGeom>
                   </pic:spPr>
                 </pic:pic>
               </a:graphicData>
@@ -4340,7 +4352,7 @@
                     <pic:cNvPicPr/>
                   </pic:nvPicPr>
                   <pic:blipFill>
-                    <a:blip r:embed="rId8"/>
+                    <a:blip r:embed="rId9"/>
                     <a:stretch>
                       <a:fillRect/>
                     </a:stretch>
@@ -4700,7 +4712,7 @@
       <w:tr>
         <w:tc>
           <w:tcPr>
-            <w:tcW w:type="dxa" w:w="3360"/>
+            <w:tcW w:w="3360" w:type="dxa"/>
           </w:tcPr>
           <w:p>
             <w:r>
@@ -4710,7 +4722,7 @@
         </w:tc>
         <w:tc>
           <w:tcPr>
-            <w:tcW w:type="dxa" w:w="3496"/>
+            <w:tcW w:w="3496" w:type="dxa"/>
           </w:tcPr>
           <w:p>
             <w:r>
@@ -4720,7 +4732,7 @@
         </w:tc>
         <w:tc>
           <w:tcPr>
-            <w:tcW w:type="dxa" w:w="3360"/>
+            <w:tcW w:w="3360" w:type="dxa"/>
           </w:tcPr>
           <w:p>
             <w:r>
@@ -4757,11 +4769,11 @@
         <w:spacing w:after="100" w:line="259" w:lineRule="auto"/>
       </w:pPr>
       <w:r>
-        <w:t xml:space="preserve">Thiết kế hiện tại phù hợp cho demo môn học nhưng còn một số giới hạn. Thứ nhất, global dedup store là coordination point tập trung; nếu production cần high availability thì phải replication hoặc consensus cho dedup table. Thứ hai, account state được seed giống nhau giữa node để đơn giản hóa demo, chưa phải mô hình account sharding/replication đầy đủ. Thứ ba, hệ thống chưa cài đặt distributed commit protocol kiểu 2PC cho transfer chạm nhiều shard account; project tập trung vào EOS/idempotency cho payment request. Thứ tư, benchmark chạy </w:t>
+        <w:t xml:space="preserve">Thiết kế hiện tại phù hợp cho demo môn học nhưng còn một số giới hạn. Thứ nhất, global dedup store là coordination point tập trung; nếu production cần high availability thì phải replication hoặc consensus cho dedup table. Thứ hai, account state được seed giống nhau giữa node để đơn giản hóa demo, chưa phải mô hình account sharding/replication đầy đủ. Thứ ba, hệ thống chưa cài đặt distributed commit protocol kiểu 2PC cho transfer </w:t>
       </w:r>
       <w:r>
         <w:lastRenderedPageBreak/>
-        <w:t>local nên network latency thật chưa được mô phỏng sâu như WAN; có thể mở rộng bằng latency injection hoặc Docker network emulation.</w:t>
+        <w:t>chạm nhiều shard account; project tập trung vào EOS/idempotency cho payment request. Thứ tư, benchmark chạy local nên network latency thật chưa được mô phỏng sâu như WAN; có thể mở rộng bằng latency injection hoặc Docker network emulation.</w:t>
       </w:r>
     </w:p>
     <w:p>
